--- a/报告/实验六.docx
+++ b/报告/实验六.docx
@@ -412,9 +412,17 @@
             <w:pPr>
               <w:jc w:val="center"/>
               <w:rPr>
-                <w:rFonts w:hint="eastAsia"/>
+                <w:rFonts w:hint="default" w:eastAsia="宋体"/>
+                <w:lang w:val="en-US" w:eastAsia="zh-CN"/>
               </w:rPr>
             </w:pPr>
+            <w:r>
+              <w:rPr>
+                <w:rFonts w:hint="eastAsia"/>
+                <w:lang w:val="en-US" w:eastAsia="zh-CN"/>
+              </w:rPr>
+              <w:t>2026.6.20</w:t>
+            </w:r>
           </w:p>
         </w:tc>
         <w:tc>
@@ -659,40 +667,10 @@
             <w:r>
               <w:rPr>
                 <w:rFonts w:hint="eastAsia"/>
+                <w:lang w:val="en-US" w:eastAsia="zh-CN"/>
               </w:rPr>
-              <w:t>1．预习实验指导书中的搜索算法部分内容</w:t>
+              <w:t>1.</w:t>
             </w:r>
-          </w:p>
-          <w:p>
-            <w:pPr>
-              <w:ind w:left="284" w:right="340"/>
-              <w:rPr>
-                <w:rFonts w:hint="eastAsia"/>
-              </w:rPr>
-            </w:pPr>
-            <w:r>
-              <w:rPr>
-                <w:rFonts w:hint="eastAsia"/>
-              </w:rPr>
-              <w:t>2.</w:t>
-            </w:r>
-            <w:r>
-              <w:t xml:space="preserve"> </w:t>
-            </w:r>
-            <w:r>
-              <w:rPr>
-                <w:rFonts w:hint="eastAsia"/>
-              </w:rPr>
-              <w:t>了解什么是深度优先搜索和广度优先搜索。</w:t>
-            </w:r>
-          </w:p>
-          <w:p>
-            <w:pPr>
-              <w:ind w:left="284" w:right="340"/>
-              <w:rPr>
-                <w:rFonts w:hint="eastAsia"/>
-              </w:rPr>
-            </w:pPr>
             <w:r>
               <w:rPr>
                 <w:rFonts w:hint="eastAsia"/>
@@ -710,6 +688,13 @@
             <w:r>
               <w:rPr>
                 <w:rFonts w:hint="eastAsia"/>
+                <w:lang w:val="en-US" w:eastAsia="zh-CN"/>
+              </w:rPr>
+              <w:t>2.</w:t>
+            </w:r>
+            <w:r>
+              <w:rPr>
+                <w:rFonts w:hint="eastAsia"/>
               </w:rPr>
               <w:t>预习 KMP 模式匹配算法的核心思想，理解 next 数组的推导过程与作用。</w:t>
             </w:r>
@@ -721,6 +706,13 @@
                 <w:rFonts w:hint="eastAsia"/>
               </w:rPr>
             </w:pPr>
+            <w:r>
+              <w:rPr>
+                <w:rFonts w:hint="eastAsia"/>
+                <w:lang w:val="en-US" w:eastAsia="zh-CN"/>
+              </w:rPr>
+              <w:t>3.</w:t>
+            </w:r>
             <w:r>
               <w:rPr>
                 <w:rFonts w:hint="eastAsia"/>
@@ -738,8 +730,15 @@
             <w:r>
               <w:rPr>
                 <w:rFonts w:hint="eastAsia"/>
+                <w:lang w:val="en-US" w:eastAsia="zh-CN"/>
               </w:rPr>
-              <w:t xml:space="preserve"> 预习利用动态规划求解概率与期望问题（如马尔可夫过程的状态转移）。</w:t>
+              <w:t>4.</w:t>
+            </w:r>
+            <w:r>
+              <w:rPr>
+                <w:rFonts w:hint="eastAsia"/>
+              </w:rPr>
+              <w:t>预习利用动态规划求解概率与期望问题（如马尔可夫过程的状态转移）。</w:t>
             </w:r>
           </w:p>
         </w:tc>
@@ -1125,7 +1124,9 @@
               </w:tblBorders>
               <w:tblLayout w:type="fixed"/>
               <w:tblCellMar>
+                <w:top w:w="0" w:type="dxa"/>
                 <w:left w:w="108" w:type="dxa"/>
+                <w:bottom w:w="0" w:type="dxa"/>
                 <w:right w:w="108" w:type="dxa"/>
               </w:tblCellMar>
             </w:tblPr>
@@ -1143,7 +1144,9 @@
                   <w:insideV w:val="single" w:color="auto" w:sz="4" w:space="0"/>
                 </w:tblBorders>
                 <w:tblCellMar>
+                  <w:top w:w="0" w:type="dxa"/>
                   <w:left w:w="108" w:type="dxa"/>
+                  <w:bottom w:w="0" w:type="dxa"/>
                   <w:right w:w="108" w:type="dxa"/>
                 </w:tblCellMar>
               </w:tblPrEx>
@@ -11729,7 +11732,9 @@
               </w:tblBorders>
               <w:tblLayout w:type="fixed"/>
               <w:tblCellMar>
+                <w:top w:w="0" w:type="dxa"/>
                 <w:left w:w="108" w:type="dxa"/>
+                <w:bottom w:w="0" w:type="dxa"/>
                 <w:right w:w="108" w:type="dxa"/>
               </w:tblCellMar>
             </w:tblPr>
@@ -11746,6 +11751,12 @@
                   <w:insideH w:val="single" w:color="auto" w:sz="4" w:space="0"/>
                   <w:insideV w:val="single" w:color="auto" w:sz="4" w:space="0"/>
                 </w:tblBorders>
+                <w:tblCellMar>
+                  <w:top w:w="0" w:type="dxa"/>
+                  <w:left w:w="108" w:type="dxa"/>
+                  <w:bottom w:w="0" w:type="dxa"/>
+                  <w:right w:w="108" w:type="dxa"/>
+                </w:tblCellMar>
               </w:tblPrEx>
               <w:tc>
                 <w:tcPr>
@@ -22378,7 +22389,15 @@
               <w:rPr>
                 <w:rFonts w:hint="default"/>
               </w:rPr>
-              <w:t xml:space="preserve"> 表示长度为 $i$ 且以数字 $j$ 结尾的 Tight Word 的数量。</w:t>
+              <w:t xml:space="preserve"> 表示长度为 i 且以数字 j</w:t>
+            </w:r>
+            <w:bookmarkStart w:id="0" w:name="_GoBack"/>
+            <w:bookmarkEnd w:id="0"/>
+            <w:r>
+              <w:rPr>
+                <w:rFonts w:hint="default"/>
+              </w:rPr>
+              <w:t>结尾的 Tight Word 的数量。</w:t>
             </w:r>
           </w:p>
           <w:p>
@@ -22506,7 +22525,9 @@
               </w:tblBorders>
               <w:tblLayout w:type="fixed"/>
               <w:tblCellMar>
+                <w:top w:w="0" w:type="dxa"/>
                 <w:left w:w="108" w:type="dxa"/>
+                <w:bottom w:w="0" w:type="dxa"/>
                 <w:right w:w="108" w:type="dxa"/>
               </w:tblCellMar>
             </w:tblPr>
@@ -22524,7 +22545,9 @@
                   <w:insideV w:val="single" w:color="auto" w:sz="4" w:space="0"/>
                 </w:tblBorders>
                 <w:tblCellMar>
+                  <w:top w:w="0" w:type="dxa"/>
                   <w:left w:w="108" w:type="dxa"/>
+                  <w:bottom w:w="0" w:type="dxa"/>
                   <w:right w:w="108" w:type="dxa"/>
                 </w:tblCellMar>
               </w:tblPrEx>
@@ -30564,7 +30587,9 @@
               </w:tblBorders>
               <w:tblLayout w:type="fixed"/>
               <w:tblCellMar>
+                <w:top w:w="0" w:type="dxa"/>
                 <w:left w:w="108" w:type="dxa"/>
+                <w:bottom w:w="0" w:type="dxa"/>
                 <w:right w:w="108" w:type="dxa"/>
               </w:tblCellMar>
             </w:tblPr>
@@ -30582,7 +30607,9 @@
                   <w:insideV w:val="single" w:color="auto" w:sz="4" w:space="0"/>
                 </w:tblBorders>
                 <w:tblCellMar>
+                  <w:top w:w="0" w:type="dxa"/>
                   <w:left w:w="108" w:type="dxa"/>
+                  <w:bottom w:w="0" w:type="dxa"/>
                   <w:right w:w="108" w:type="dxa"/>
                 </w:tblCellMar>
               </w:tblPrEx>
@@ -30886,8 +30913,6 @@
                     </w:rPr>
                     <w:t>;</w:t>
                   </w:r>
-                  <w:bookmarkStart w:id="0" w:name="_GoBack"/>
-                  <w:bookmarkEnd w:id="0"/>
                 </w:p>
                 <w:p>
                   <w:pPr>

--- a/报告/实验六.docx
+++ b/报告/实验六.docx
@@ -920,7 +920,14 @@
           </w:p>
           <w:p>
             <w:pPr>
+              <w:tabs>
+                <w:tab w:val="left" w:pos="8523"/>
+              </w:tabs>
               <w:ind w:left="284" w:right="340"/>
+              <w:rPr>
+                <w:rFonts w:hint="eastAsia" w:eastAsia="宋体"/>
+                <w:lang w:eastAsia="zh-CN"/>
+              </w:rPr>
             </w:pPr>
             <w:r>
               <w:rPr>
@@ -928,6 +935,15 @@
               </w:rPr>
               <w:t>1. 字符串处理 (LCS 与 KMP)</w:t>
             </w:r>
+            <w:r>
+              <w:rPr>
+                <w:rFonts w:hint="eastAsia"/>
+                <w:lang w:eastAsia="zh-CN"/>
+              </w:rPr>
+              <w:tab/>
+            </w:r>
+            <w:bookmarkStart w:id="0" w:name="_GoBack"/>
+            <w:bookmarkEnd w:id="0"/>
           </w:p>
           <w:p>
             <w:pPr>
@@ -22389,15 +22405,7 @@
               <w:rPr>
                 <w:rFonts w:hint="default"/>
               </w:rPr>
-              <w:t xml:space="preserve"> 表示长度为 i 且以数字 j</w:t>
-            </w:r>
-            <w:bookmarkStart w:id="0" w:name="_GoBack"/>
-            <w:bookmarkEnd w:id="0"/>
-            <w:r>
-              <w:rPr>
-                <w:rFonts w:hint="default"/>
-              </w:rPr>
-              <w:t>结尾的 Tight Word 的数量。</w:t>
+              <w:t xml:space="preserve"> 表示长度为 i 且以数字 j结尾的 Tight Word 的数量。</w:t>
             </w:r>
           </w:p>
           <w:p>
@@ -39036,7 +39044,7 @@
     <w:lsdException w:uiPriority="99" w:name="Table Web 2"/>
     <w:lsdException w:uiPriority="99" w:name="Table Web 3"/>
     <w:lsdException w:uiPriority="99" w:name="Balloon Text"/>
-    <w:lsdException w:uiPriority="99" w:name="Table Grid"/>
+    <w:lsdException w:qFormat="1" w:uiPriority="99" w:name="Table Grid"/>
     <w:lsdException w:uiPriority="99" w:name="Table Theme"/>
     <w:lsdException w:unhideWhenUsed="0" w:uiPriority="60" w:semiHidden="0" w:name="Light Shading"/>
     <w:lsdException w:unhideWhenUsed="0" w:uiPriority="61" w:semiHidden="0" w:name="Light List"/>
@@ -39264,6 +39272,7 @@
     <w:basedOn w:val="7"/>
     <w:semiHidden/>
     <w:unhideWhenUsed/>
+    <w:qFormat/>
     <w:uiPriority w:val="99"/>
     <w:pPr>
       <w:widowControl w:val="0"/>
